--- a/_site/estadistica/2018-12-26-factores-que-influyen-rendimiento-academico/index.docx
+++ b/_site/estadistica/2018-12-26-factores-que-influyen-rendimiento-academico/index.docx
@@ -44,7 +44,7 @@
         <w:t xml:space="preserve"> </w:t>
       </w:r>
     </w:p>
-    <w:bookmarkStart w:id="20" w:name="title"/>
+    <w:bookmarkStart w:id="22" w:name="title"/>
     <w:p>
       <w:pPr>
         <w:pStyle w:val="Heading1"/>
@@ -164,8 +164,8 @@
         <w:t xml:space="preserve"> </w:t>
       </w:r>
     </w:p>
-    <w:bookmarkEnd w:id="20"/>
-    <w:bookmarkStart w:id="24" w:name="author-note"/>
+    <w:bookmarkEnd w:id="22"/>
+    <w:bookmarkStart w:id="26" w:name="author-note"/>
     <w:p>
       <w:pPr>
         <w:pStyle w:val="Heading1"/>
@@ -184,15 +184,15 @@
       <w:r>
         <w:t xml:space="preserve"> </w:t>
       </w:r>
-      <w:bookmarkStart w:id="21" w:name="orchid"/>
+      <w:bookmarkStart w:id="23" w:name="orchid"/>
       <w:r>
         <w:t xml:space="preserve">Orcid ID Logo: A green circle with white letters ID</w:t>
       </w:r>
-      <w:bookmarkEnd w:id="21"/>
+      <w:bookmarkEnd w:id="23"/>
       <w:r>
         <w:t xml:space="preserve"> </w:t>
       </w:r>
-      <w:hyperlink r:id="rId22">
+      <w:hyperlink r:id="rId24">
         <w:r>
           <w:rPr>
             <w:rStyle w:val="Hyperlink"/>
@@ -329,7 +329,7 @@
       <w:r>
         <w:t xml:space="preserve"> </w:t>
       </w:r>
-      <w:hyperlink r:id="rId23">
+      <w:hyperlink r:id="rId25">
         <w:r>
           <w:rPr>
             <w:rStyle w:val="Hyperlink"/>
@@ -343,8 +343,8 @@
         <w:br w:type="page"/>
       </w:r>
     </w:p>
-    <w:bookmarkEnd w:id="24"/>
-    <w:bookmarkStart w:id="25" w:name="abstract"/>
+    <w:bookmarkEnd w:id="26"/>
+    <w:bookmarkStart w:id="27" w:name="abstract"/>
     <w:p>
       <w:pPr>
         <w:pStyle w:val="Heading1"/>
@@ -373,8 +373,8 @@
         <w:br w:type="page"/>
       </w:r>
     </w:p>
-    <w:bookmarkEnd w:id="25"/>
-    <w:bookmarkStart w:id="26" w:name="firstheader"/>
+    <w:bookmarkEnd w:id="27"/>
+    <w:bookmarkStart w:id="28" w:name="firstheader"/>
     <w:p>
       <w:pPr>
         <w:pStyle w:val="Heading1"/>
@@ -511,8 +511,8 @@
         <w:t xml:space="preserve">El documento se estructura en las siguientes secciones: primero se presenta el marco teórico que fundamenta conceptualmente las variables de estudio; seguido de la metodología que detalla el diseño, población, muestra, instrumentos y procedimientos estadísticos; posteriormente se exponen los resultados organizados por objetivos específicos con sus respectivas tablas y pruebas de hipótesis; luego se desarrolla la discusión interpretando los hallazgos y comparándolos con investigaciones previas; finalmente se sintetizan las conclusiones principales y se formulan recomendaciones prácticas para mejorar el rendimiento académico estudiantil.</w:t>
       </w:r>
     </w:p>
-    <w:bookmarkEnd w:id="26"/>
-    <w:bookmarkStart w:id="35" w:name="marco-teórico"/>
+    <w:bookmarkEnd w:id="28"/>
+    <w:bookmarkStart w:id="37" w:name="marco-teórico"/>
     <w:p>
       <w:pPr>
         <w:pStyle w:val="Heading1"/>
@@ -521,7 +521,7 @@
         <w:t xml:space="preserve">1. Marco Teórico</w:t>
       </w:r>
     </w:p>
-    <w:bookmarkStart w:id="27" w:name="X1485255c4eb5d6898a6a1d412f5dc9b77a03d73"/>
+    <w:bookmarkStart w:id="29" w:name="X1485255c4eb5d6898a6a1d412f5dc9b77a03d73"/>
     <w:p>
       <w:pPr>
         <w:pStyle w:val="Heading2"/>
@@ -554,8 +554,8 @@
         <w:t xml:space="preserve">En términos operacionales, el rendimiento académico se clasifica en categorías según el índice obtenido. En el sistema de evaluación peruano, un índice entre 0 y 10.49 se considera deficiente o desaprobatorio, mientras que un índice entre 10.50 y 20 se considera regular a excelente o aprobatorio. Esta dicotomización permite identificar estudiantes en riesgo académico que requieren intervención pedagógica prioritaria.</w:t>
       </w:r>
     </w:p>
-    <w:bookmarkEnd w:id="27"/>
-    <w:bookmarkStart w:id="30" w:name="Xefb1a1fd4c90d23f3a6b82581be99baf8bc4019"/>
+    <w:bookmarkEnd w:id="29"/>
+    <w:bookmarkStart w:id="32" w:name="Xefb1a1fd4c90d23f3a6b82581be99baf8bc4019"/>
     <w:p>
       <w:pPr>
         <w:pStyle w:val="Heading2"/>
@@ -572,7 +572,7 @@
         <w:t xml:space="preserve">Los factores internos son aquellos atribuibles al propio estudiante, sobre los cuales ejerce control directo y pueden modificarse mediante cambios comportamentales o actitudinales. Dentro de esta categoría destacan las horas de estudio, la carga académica y las estrategias de aprendizaje.</w:t>
       </w:r>
     </w:p>
-    <w:bookmarkStart w:id="28" w:name="horas-de-estudio"/>
+    <w:bookmarkStart w:id="30" w:name="horas-de-estudio"/>
     <w:p>
       <w:pPr>
         <w:pStyle w:val="Heading3"/>
@@ -597,8 +597,8 @@
         <w:t xml:space="preserve">La calidad del estudio resulta tan importante como la cantidad. Sesiones de estudio distribuidas en el tiempo, con intervalos de descanso y uso de técnicas activas (resúmenes, mapas conceptuales, práctica deliberada) generan aprendizajes más duraderos que sesiones prolongadas de estudio pasivo. Por ello, el análisis del rendimiento debe considerar no solo el tiempo dedicado al estudio, sino también las estrategias empleadas durante ese tiempo.</w:t>
       </w:r>
     </w:p>
-    <w:bookmarkEnd w:id="28"/>
-    <w:bookmarkStart w:id="29" w:name="carga-académica"/>
+    <w:bookmarkEnd w:id="30"/>
+    <w:bookmarkStart w:id="31" w:name="carga-académica"/>
     <w:p>
       <w:pPr>
         <w:pStyle w:val="Heading3"/>
@@ -623,9 +623,9 @@
         <w:t xml:space="preserve">Los reglamentos académicos universitarios establecen cargas mínimas y máximas recomendadas. En la UNSCH, un estudiante regular de Economía cursa típicamente 6 asignaturas por semestre, totalizando entre 18 y 24 créditos académicos. Estudiantes con cargas inferiores pueden ser considerados irregulares, mientras que cargas superiores requieren autorización institucional y generalmente se reservan para estudiantes con índices académicos sobresalientes.</w:t>
       </w:r>
     </w:p>
-    <w:bookmarkEnd w:id="29"/>
-    <w:bookmarkEnd w:id="30"/>
-    <w:bookmarkStart w:id="34" w:name="X1c7c83ec5fdd70d2604696392687110ca106042"/>
+    <w:bookmarkEnd w:id="31"/>
+    <w:bookmarkEnd w:id="32"/>
+    <w:bookmarkStart w:id="36" w:name="X1c7c83ec5fdd70d2604696392687110ca106042"/>
     <w:p>
       <w:pPr>
         <w:pStyle w:val="Heading2"/>
@@ -642,7 +642,7 @@
         <w:t xml:space="preserve">Los factores externos comprenden variables ambientales, institucionales y sociales que escapan al control directo del estudiante, pero condicionan sus oportunidades de aprendizaje. Entre estos destacan el acceso a infraestructura educativa (bibliotecas, laboratorios), el uso de tecnologías de información y las características sociodemográficas.</w:t>
       </w:r>
     </w:p>
-    <w:bookmarkStart w:id="31" w:name="uso-de-biblioteca"/>
+    <w:bookmarkStart w:id="33" w:name="uso-de-biblioteca"/>
     <w:p>
       <w:pPr>
         <w:pStyle w:val="Heading3"/>
@@ -667,8 +667,8 @@
         <w:t xml:space="preserve">Sin embargo, la evidencia empírica sobre la relación entre uso de biblioteca y rendimiento académico resulta mixta. Algunos estudios reportan correlaciones positivas moderadas, sugiriendo que estudiantes frecuentes de bibliotecas tienden a obtener calificaciones superiores. Otros estudios no encuentran asociación significativa, argumentando que el estudio en biblioteca no garantiza calidad del aprendizaje si no se acompaña de estrategias efectivas, y que muchos estudiantes exitosos prefieren estudiar en ambientes domésticos donde controlan mejor las condiciones de estudio.</w:t>
       </w:r>
     </w:p>
-    <w:bookmarkEnd w:id="31"/>
-    <w:bookmarkStart w:id="32" w:name="uso-de-redes-sociales"/>
+    <w:bookmarkEnd w:id="33"/>
+    <w:bookmarkStart w:id="34" w:name="uso-de-redes-sociales"/>
     <w:p>
       <w:pPr>
         <w:pStyle w:val="Heading3"/>
@@ -693,8 +693,8 @@
         <w:t xml:space="preserve">Desde una perspectiva negativa, el uso excesivo de redes sociales se asocia con distracción, procrastinación y desplazamiento del tiempo de estudio, generando efectos perjudiciales en el desempeño académico. La multitarea digital (simultanear estudio con redes sociales) fragmenta la atención, reduce la profundidad del procesamiento cognitivo y disminuye la retención de información. Desde una perspectiva positiva, las redes sociales pueden facilitar el aprendizaje colaborativo, permitiendo intercambio de materiales académicos, resolución conjunta de problemas y construcción de redes de apoyo entre pares. El efecto neto depende del tipo de uso (académico vs. recreativo), la intensidad (horas diarias) y el contexto de uso (durante estudio vs. en tiempo libre).</w:t>
       </w:r>
     </w:p>
-    <w:bookmarkEnd w:id="32"/>
-    <w:bookmarkStart w:id="33" w:name="características-sociodemográficas"/>
+    <w:bookmarkEnd w:id="34"/>
+    <w:bookmarkStart w:id="35" w:name="características-sociodemográficas"/>
     <w:p>
       <w:pPr>
         <w:pStyle w:val="Heading3"/>
@@ -719,10 +719,10 @@
         <w:t xml:space="preserve">La serie académica (año de estudios) se relaciona con el rendimiento por dos mecanismos: madurez académica acumulada y filtro selectivo. Estudiantes de series superiores han desarrollado habilidades de estudio, conocimientos previos y redes de apoyo que facilitan el aprendizaje. Simultáneamente, estudiantes de bajo rendimiento en series iniciales tienden a desertar o retrasar su avance, generando una selección que concentra estudiantes de mejor desempeño en series superiores.</w:t>
       </w:r>
     </w:p>
-    <w:bookmarkEnd w:id="33"/>
-    <w:bookmarkEnd w:id="34"/>
     <w:bookmarkEnd w:id="35"/>
-    <w:bookmarkStart w:id="44" w:name="metodología"/>
+    <w:bookmarkEnd w:id="36"/>
+    <w:bookmarkEnd w:id="37"/>
+    <w:bookmarkStart w:id="46" w:name="metodología"/>
     <w:p>
       <w:pPr>
         <w:pStyle w:val="Heading1"/>
@@ -731,7 +731,7 @@
         <w:t xml:space="preserve">2. Metodología</w:t>
       </w:r>
     </w:p>
-    <w:bookmarkStart w:id="36" w:name="tipo-de-estudio"/>
+    <w:bookmarkStart w:id="38" w:name="tipo-de-estudio"/>
     <w:p>
       <w:pPr>
         <w:pStyle w:val="Heading2"/>
@@ -748,8 +748,8 @@
         <w:t xml:space="preserve">La presente investigación corresponde a un estudio cuantitativo de tipo descriptivo-correlacional con diseño transversal no experimental. Es descriptivo porque caracteriza la distribución de variables de interés (índice académico, horas de estudio, carga académica) en la población estudiantil de series 100 y 200. Es correlacional porque examina asociaciones estadísticas entre variables independientes (horas de estudio, cursos matriculados, uso de biblioteca, uso de redes sociales, sexo, serie) y la variable dependiente (índice académico). El diseño es transversal porque los datos fueron recopilados en un único momento temporal, correspondiente al semestre académico 2018-II. Es no experimental porque no se manipularon variables ni se asignaron tratamientos; se observaron y midieron variables en su contexto natural.</w:t>
       </w:r>
     </w:p>
-    <w:bookmarkEnd w:id="36"/>
-    <w:bookmarkStart w:id="37" w:name="población-y-muestra"/>
+    <w:bookmarkEnd w:id="38"/>
+    <w:bookmarkStart w:id="39" w:name="población-y-muestra"/>
     <w:p>
       <w:pPr>
         <w:pStyle w:val="Heading2"/>
@@ -794,8 +794,8 @@
         <w:t xml:space="preserve">Las características demográficas de la muestra fueron: 16 estudiantes de serie 100 (53.3%) y 14 estudiantes de serie 200 (46.7%); 15 mujeres (50%) y 15 varones (50%); índice académico promedio de 10.82 (DE = 2.38), con rango de 5.00 a 13.27. La distribución de la muestra por serie y sexo fue equilibrada, permitiendo comparaciones estadísticas válidas entre subgrupos.</w:t>
       </w:r>
     </w:p>
-    <w:bookmarkEnd w:id="37"/>
-    <w:bookmarkStart w:id="40" w:name="instrumentos"/>
+    <w:bookmarkEnd w:id="39"/>
+    <w:bookmarkStart w:id="42" w:name="instrumentos"/>
     <w:p>
       <w:pPr>
         <w:pStyle w:val="Heading2"/>
@@ -821,7 +821,7 @@
         <w:t xml:space="preserve">. El instrumento constó de 8 ítems que evaluaron las siguientes variables:</w:t>
       </w:r>
     </w:p>
-    <w:bookmarkStart w:id="38" w:name="variable-dependiente"/>
+    <w:bookmarkStart w:id="40" w:name="variable-dependiente"/>
     <w:p>
       <w:pPr>
         <w:pStyle w:val="Heading3"/>
@@ -845,8 +845,8 @@
         <w:t xml:space="preserve">: promedio ponderado de calificaciones del estudiante en el semestre 2018-II, obtenido de registros académicos oficiales. Escala de medición: cuantitativa continua, rango de 0 a 20. Operacionalización dicotómica: índice deficiente (0-10.49) vs. índice regular a bueno (10.50-20).</w:t>
       </w:r>
     </w:p>
-    <w:bookmarkEnd w:id="38"/>
-    <w:bookmarkStart w:id="39" w:name="variables-independientes"/>
+    <w:bookmarkEnd w:id="40"/>
+    <w:bookmarkStart w:id="41" w:name="variables-independientes"/>
     <w:p>
       <w:pPr>
         <w:pStyle w:val="Heading3"/>
@@ -953,9 +953,9 @@
         <w:t xml:space="preserve">El cuestionario fue administrado en formato impreso durante horarios de clase, con autorización previa de docentes. No se realizó validación formal del instrumento mediante juicio de expertos ni prueba piloto, constituyendo una limitación metodológica del estudio. La confiabilidad no fue estimada debido al carácter único de aplicación del instrumento.</w:t>
       </w:r>
     </w:p>
-    <w:bookmarkEnd w:id="39"/>
-    <w:bookmarkEnd w:id="40"/>
-    <w:bookmarkStart w:id="41" w:name="procedimiento"/>
+    <w:bookmarkEnd w:id="41"/>
+    <w:bookmarkEnd w:id="42"/>
+    <w:bookmarkStart w:id="43" w:name="procedimiento"/>
     <w:p>
       <w:pPr>
         <w:pStyle w:val="Heading2"/>
@@ -1025,8 +1025,8 @@
         <w:t xml:space="preserve">El cronograma de ejecución abarcó el periodo octubre-diciembre 2018, coincidiendo con el término del semestre académico 2018-II cuando los índices finales estaban disponibles.</w:t>
       </w:r>
     </w:p>
-    <w:bookmarkEnd w:id="41"/>
-    <w:bookmarkStart w:id="42" w:name="análisis-de-datos"/>
+    <w:bookmarkEnd w:id="43"/>
+    <w:bookmarkStart w:id="44" w:name="análisis-de-datos"/>
     <w:p>
       <w:pPr>
         <w:pStyle w:val="Heading2"/>
@@ -1204,8 +1204,8 @@
         <w:t xml:space="preserve">En todos los análisis, el nivel de significancia estadística se estableció en α = .05. Valores de p menores a .05 llevaron al rechazo de hipótesis nulas, concluyendo existencia de diferencias significativas o dependencia estadística. Valores de p mayores o iguales a .05 llevaron a la no-rechazo de hipótesis nulas, concluyendo ausencia de evidencia suficiente para afirmar diferencias o asociaciones.</w:t>
       </w:r>
     </w:p>
-    <w:bookmarkEnd w:id="42"/>
-    <w:bookmarkStart w:id="43" w:name="consideraciones-éticas"/>
+    <w:bookmarkEnd w:id="44"/>
+    <w:bookmarkStart w:id="45" w:name="consideraciones-éticas"/>
     <w:p>
       <w:pPr>
         <w:pStyle w:val="Heading2"/>
@@ -1222,9 +1222,9 @@
         <w:t xml:space="preserve">La participación de estudiantes en la encuesta fue voluntaria. Se informó verbalmente sobre el propósito de la investigación, uso académico de los datos y garantía de confidencialidad. No se solicitó consentimiento informado escrito debido al carácter de bajo riesgo de la investigación y la recopilación anónima de datos. Los cuestionarios no incluyeron nombres ni códigos identificadores personales, preservando el anonimato de los participantes. Los datos académicos oficiales (índices) fueron manejados confidencialmente por el equipo investigador. La investigación no implicó manipulación experimental ni exposición a riesgos físicos, psicológicos o sociales.</w:t>
       </w:r>
     </w:p>
-    <w:bookmarkEnd w:id="43"/>
-    <w:bookmarkEnd w:id="44"/>
-    <w:bookmarkStart w:id="67" w:name="resultados"/>
+    <w:bookmarkEnd w:id="45"/>
+    <w:bookmarkEnd w:id="46"/>
+    <w:bookmarkStart w:id="69" w:name="resultados"/>
     <w:p>
       <w:pPr>
         <w:pStyle w:val="Heading1"/>
@@ -1241,7 +1241,7 @@
         <w:t xml:space="preserve">Los resultados se presentan organizados según los objetivos específicos de la investigación. Cada sección incluye estadísticas descriptivas, pruebas de hipótesis y conclusiones específicas para cada comparación realizada.</w:t>
       </w:r>
     </w:p>
-    <w:bookmarkStart w:id="47" w:name="X17b23aa9871ad2f46f74b8d0eb8238cedf9d52d"/>
+    <w:bookmarkStart w:id="49" w:name="X17b23aa9871ad2f46f74b8d0eb8238cedf9d52d"/>
     <w:p>
       <w:pPr>
         <w:pStyle w:val="Heading2"/>
@@ -1283,7 +1283,7 @@
         <w:t xml:space="preserve"> </w:t>
       </w:r>
     </w:p>
-    <w:bookmarkStart w:id="46" w:name="tbl-horas-estudio"/>
+    <w:bookmarkStart w:id="48" w:name="tbl-horas-estudio"/>
     <w:p>
       <w:pPr>
         <w:pStyle w:val="FigureTitle"/>
@@ -1300,7 +1300,7 @@
         <w:t xml:space="preserve">Estadísticas Descriptivas del Índice Académico según Horas de Estudio</w:t>
       </w:r>
     </w:p>
-    <w:bookmarkStart w:id="45" w:name="tbl-horas"/>
+    <w:bookmarkStart w:id="47" w:name="tbl-horas"/>
     <w:tbl>
       <w:tblPr>
         <w:tblStyle w:val="Table"/>
@@ -1504,8 +1504,8 @@
         </w:tc>
       </w:tr>
     </w:tbl>
-    <w:bookmarkEnd w:id="45"/>
-    <w:bookmarkEnd w:id="46"/>
+    <w:bookmarkEnd w:id="47"/>
+    <w:bookmarkEnd w:id="48"/>
     <w:p>
       <w:pPr>
         <w:pStyle w:val="AfterWithoutNote"/>
@@ -1552,8 +1552,8 @@
         <w:t xml:space="preserve">: El rendimiento académico promedio de estudiantes que dedican 3-5 horas al estudio no difiere significativamente del rendimiento de quienes dedican 6-7 horas. Este hallazgo sugiere que más allá de cierto umbral de horas de estudio (3 horas), incrementos adicionales no garantizan mejoras sustanciales en el índice, posiblemente debido a rendimientos marginales decrecientes o diferencias en calidad del estudio.</w:t>
       </w:r>
     </w:p>
-    <w:bookmarkEnd w:id="47"/>
-    <w:bookmarkStart w:id="52" w:name="Xe429a137476e6ac4eca985d3bf30ba339ac426d"/>
+    <w:bookmarkEnd w:id="49"/>
+    <w:bookmarkStart w:id="54" w:name="Xe429a137476e6ac4eca985d3bf30ba339ac426d"/>
     <w:p>
       <w:pPr>
         <w:pStyle w:val="Heading2"/>
@@ -1587,7 +1587,7 @@
         <w:t xml:space="preserve">presenta la frecuencia de estudiantes por número de cursos.</w:t>
       </w:r>
     </w:p>
-    <w:bookmarkStart w:id="49" w:name="tbl-cursos-matriculados"/>
+    <w:bookmarkStart w:id="51" w:name="tbl-cursos-matriculados"/>
     <w:p>
       <w:pPr>
         <w:pStyle w:val="FigureTitle"/>
@@ -1604,7 +1604,7 @@
         <w:t xml:space="preserve">Distribución de Estudiantes según Número de Cursos Matriculados</w:t>
       </w:r>
     </w:p>
-    <w:bookmarkStart w:id="48" w:name="tbl-cursos"/>
+    <w:bookmarkStart w:id="50" w:name="tbl-cursos"/>
     <w:tbl>
       <w:tblPr>
         <w:tblStyle w:val="Table"/>
@@ -1860,8 +1860,8 @@
         </w:tc>
       </w:tr>
     </w:tbl>
-    <w:bookmarkEnd w:id="48"/>
-    <w:bookmarkEnd w:id="49"/>
+    <w:bookmarkEnd w:id="50"/>
+    <w:bookmarkEnd w:id="51"/>
     <w:p>
       <w:pPr>
         <w:pStyle w:val="AfterWithoutNote"/>
@@ -1895,7 +1895,7 @@
         <w:t xml:space="preserve">presenta esta tabulación cruzada.</w:t>
       </w:r>
     </w:p>
-    <w:bookmarkStart w:id="51" w:name="tbl-indice-cursos"/>
+    <w:bookmarkStart w:id="53" w:name="tbl-indice-cursos"/>
     <w:p>
       <w:pPr>
         <w:pStyle w:val="FigureTitle"/>
@@ -1912,7 +1912,7 @@
         <w:t xml:space="preserve">Tabla Cruzada Índice Académico y Número de Cursos Matriculados</w:t>
       </w:r>
     </w:p>
-    <w:bookmarkStart w:id="50" w:name="tbl-indice"/>
+    <w:bookmarkStart w:id="52" w:name="tbl-indice"/>
     <w:tbl>
       <w:tblPr>
         <w:tblStyle w:val="Table"/>
@@ -2251,8 +2251,8 @@
         </w:tc>
       </w:tr>
     </w:tbl>
-    <w:bookmarkEnd w:id="50"/>
-    <w:bookmarkEnd w:id="51"/>
+    <w:bookmarkEnd w:id="52"/>
+    <w:bookmarkEnd w:id="53"/>
     <w:p>
       <w:pPr>
         <w:pStyle w:val="AfterWithoutNote"/>
@@ -2314,8 +2314,8 @@
         <w:t xml:space="preserve">: El índice académico es independiente del número de cursos matriculados en esta muestra. Contrario a la hipótesis inicial, una menor carga académica no garantiza índices superiores al 50% de probabilidad de aprobación. Factores adicionales como calidad del estudio, conocimientos previos o motivación podrían ser más determinantes que la carga académica per se. La concentración de estudiantes en 6 cursos (86.7%) limita la variabilidad necesaria para detectar efectos de carga académica.</w:t>
       </w:r>
     </w:p>
-    <w:bookmarkEnd w:id="52"/>
-    <w:bookmarkStart w:id="55" w:name="Xf287a22e6473bbba1b519ae4498d119532e18d1"/>
+    <w:bookmarkEnd w:id="54"/>
+    <w:bookmarkStart w:id="57" w:name="Xf287a22e6473bbba1b519ae4498d119532e18d1"/>
     <w:p>
       <w:pPr>
         <w:pStyle w:val="Heading2"/>
@@ -2349,7 +2349,7 @@
         <w:t xml:space="preserve">presenta las estadísticas por grupo.</w:t>
       </w:r>
     </w:p>
-    <w:bookmarkStart w:id="54" w:name="tbl-biblioteca-descriptivos"/>
+    <w:bookmarkStart w:id="56" w:name="tbl-biblioteca-descriptivos"/>
     <w:p>
       <w:pPr>
         <w:pStyle w:val="FigureTitle"/>
@@ -2366,7 +2366,7 @@
         <w:t xml:space="preserve">Estadísticas Descriptivas del Índice según Frecuencia de Uso de Biblioteca</w:t>
       </w:r>
     </w:p>
-    <w:bookmarkStart w:id="53" w:name="tbl-biblioteca"/>
+    <w:bookmarkStart w:id="55" w:name="tbl-biblioteca"/>
     <w:tbl>
       <w:tblPr>
         <w:tblStyle w:val="Table"/>
@@ -2570,8 +2570,8 @@
         </w:tc>
       </w:tr>
     </w:tbl>
-    <w:bookmarkEnd w:id="53"/>
-    <w:bookmarkEnd w:id="54"/>
+    <w:bookmarkEnd w:id="55"/>
+    <w:bookmarkEnd w:id="56"/>
     <w:p>
       <w:pPr>
         <w:pStyle w:val="AfterWithoutNote"/>
@@ -2626,8 +2626,8 @@
         <w:t xml:space="preserve">: El índice académico es independiente de la frecuencia de uso de biblioteca. Estudiantes que estudian frecuentemente en biblioteca no presentan índices significativamente superiores a quienes estudian en otros lugares. Este hallazgo sugiere que el lugar de estudio (biblioteca vs. hogar) es menos relevante que la calidad y estrategias de estudio empleadas. Muchos estudiantes exitosos pueden preferir ambientes domésticos donde controlan mejor las condiciones de estudio.</w:t>
       </w:r>
     </w:p>
-    <w:bookmarkEnd w:id="55"/>
-    <w:bookmarkStart w:id="58" w:name="Xbf912c0e45842c353953a9a47c8fce418e163c6"/>
+    <w:bookmarkEnd w:id="57"/>
+    <w:bookmarkStart w:id="60" w:name="Xbf912c0e45842c353953a9a47c8fce418e163c6"/>
     <w:p>
       <w:pPr>
         <w:pStyle w:val="Heading2"/>
@@ -2707,7 +2707,7 @@
         <w:t xml:space="preserve">presenta la distribución cruzada.</w:t>
       </w:r>
     </w:p>
-    <w:bookmarkStart w:id="57" w:name="tbl-indice-serie"/>
+    <w:bookmarkStart w:id="59" w:name="tbl-indice-serie"/>
     <w:p>
       <w:pPr>
         <w:pStyle w:val="FigureTitle"/>
@@ -2724,7 +2724,7 @@
         <w:t xml:space="preserve">Tabla Cruzada Índice Académico y Serie Académica</w:t>
       </w:r>
     </w:p>
-    <w:bookmarkStart w:id="56" w:name="tbl-indice"/>
+    <w:bookmarkStart w:id="58" w:name="tbl-indice"/>
     <w:tbl>
       <w:tblPr>
         <w:tblStyle w:val="Table"/>
@@ -2957,8 +2957,8 @@
         </w:tc>
       </w:tr>
     </w:tbl>
-    <w:bookmarkEnd w:id="56"/>
-    <w:bookmarkEnd w:id="57"/>
+    <w:bookmarkEnd w:id="58"/>
+    <w:bookmarkEnd w:id="59"/>
     <w:p>
       <w:pPr>
         <w:pStyle w:val="AfterWithoutNote"/>
@@ -2982,8 +2982,8 @@
         <w:t xml:space="preserve">: El índice académico es dependiente de la serie académica. Estudiantes de serie 200 tienen mayor probabilidad de índices aprobatorios que estudiantes de serie 100. Esta diferencia puede explicarse por madurez académica acumulada, desarrollo de habilidades de estudio y selección natural (estudiantes de bajo rendimiento tienden a desertar o rezagarse, concentrando mejores estudiantes en series superiores).</w:t>
       </w:r>
     </w:p>
-    <w:bookmarkEnd w:id="58"/>
-    <w:bookmarkStart w:id="61" w:name="X78931d415036c198e91cc3d3ce930d9f88ab605"/>
+    <w:bookmarkEnd w:id="60"/>
+    <w:bookmarkStart w:id="63" w:name="X78931d415036c198e91cc3d3ce930d9f88ab605"/>
     <w:p>
       <w:pPr>
         <w:pStyle w:val="Heading2"/>
@@ -3017,7 +3017,7 @@
         <w:t xml:space="preserve">presenta las estadísticas.</w:t>
       </w:r>
     </w:p>
-    <w:bookmarkStart w:id="60" w:name="tbl-redes-descriptivos"/>
+    <w:bookmarkStart w:id="62" w:name="tbl-redes-descriptivos"/>
     <w:p>
       <w:pPr>
         <w:pStyle w:val="FigureTitle"/>
@@ -3034,7 +3034,7 @@
         <w:t xml:space="preserve">Estadísticas Descriptivas del Índice según Uso de Redes Sociales</w:t>
       </w:r>
     </w:p>
-    <w:bookmarkStart w:id="59" w:name="tbl-redes"/>
+    <w:bookmarkStart w:id="61" w:name="tbl-redes"/>
     <w:tbl>
       <w:tblPr>
         <w:tblStyle w:val="Table"/>
@@ -3238,8 +3238,8 @@
         </w:tc>
       </w:tr>
     </w:tbl>
-    <w:bookmarkEnd w:id="59"/>
-    <w:bookmarkEnd w:id="60"/>
+    <w:bookmarkEnd w:id="61"/>
+    <w:bookmarkEnd w:id="62"/>
     <w:p>
       <w:pPr>
         <w:pStyle w:val="AfterWithoutNote"/>
@@ -3278,8 +3278,8 @@
         <w:t xml:space="preserve">: El rendimiento académico promedio es independiente del uso de redes sociales en esta muestra. El tiempo dedicado a redes sociales no predice sistemáticamente el índice académico. Este hallazgo contrasta con la hipótesis de que mayor uso de redes sociales perjudica el rendimiento. Una posible explicación es que estudiantes exitosos gestionan eficientemente su tiempo, combinando uso recreativo de tecnologías con estudio efectivo, mientras que el uso académico de redes sociales (grupos de estudio, intercambio de materiales) podría compensar efectos negativos del uso recreativo.</w:t>
       </w:r>
     </w:p>
-    <w:bookmarkEnd w:id="61"/>
-    <w:bookmarkStart w:id="66" w:name="Xae54e48381adb5049a28a0aa9bebce28727c8a8"/>
+    <w:bookmarkEnd w:id="63"/>
+    <w:bookmarkStart w:id="68" w:name="Xae54e48381adb5049a28a0aa9bebce28727c8a8"/>
     <w:p>
       <w:pPr>
         <w:pStyle w:val="Heading2"/>
@@ -3313,7 +3313,7 @@
         <w:t xml:space="preserve">presenta las estadísticas descriptivas.</w:t>
       </w:r>
     </w:p>
-    <w:bookmarkStart w:id="63" w:name="tbl-sexo-descriptivos"/>
+    <w:bookmarkStart w:id="65" w:name="tbl-sexo-descriptivos"/>
     <w:p>
       <w:pPr>
         <w:pStyle w:val="FigureTitle"/>
@@ -3330,7 +3330,7 @@
         <w:t xml:space="preserve">Estadísticas Descriptivas del Índice Académico según Sexo</w:t>
       </w:r>
     </w:p>
-    <w:bookmarkStart w:id="62" w:name="tbl-sexo"/>
+    <w:bookmarkStart w:id="64" w:name="tbl-sexo"/>
     <w:tbl>
       <w:tblPr>
         <w:tblStyle w:val="Table"/>
@@ -3534,8 +3534,8 @@
         </w:tc>
       </w:tr>
     </w:tbl>
-    <w:bookmarkEnd w:id="62"/>
-    <w:bookmarkEnd w:id="63"/>
+    <w:bookmarkEnd w:id="64"/>
+    <w:bookmarkEnd w:id="65"/>
     <w:p>
       <w:pPr>
         <w:pStyle w:val="AfterWithoutNote"/>
@@ -3567,7 +3567,7 @@
         <w:t xml:space="preserve">La prueba de chi-cuadrado para independencia entre índice categorizado y sexo resultó: χ²(1) = 1.43, p = .232; corrección de continuidad: χ²(1) = 0.64, p = .426; prueba exacta de Fisher: p = .427 &gt; .05.</w:t>
       </w:r>
     </w:p>
-    <w:bookmarkStart w:id="65" w:name="tbl-indice-sexo"/>
+    <w:bookmarkStart w:id="67" w:name="tbl-indice-sexo"/>
     <w:p>
       <w:pPr>
         <w:pStyle w:val="FigureTitle"/>
@@ -3584,7 +3584,7 @@
         <w:t xml:space="preserve">Tabla Cruzada Índice Académico y Sexo</w:t>
       </w:r>
     </w:p>
-    <w:bookmarkStart w:id="64" w:name="tbl-indice"/>
+    <w:bookmarkStart w:id="66" w:name="tbl-indice"/>
     <w:tbl>
       <w:tblPr>
         <w:tblStyle w:val="Table"/>
@@ -3817,8 +3817,8 @@
         </w:tc>
       </w:tr>
     </w:tbl>
-    <w:bookmarkEnd w:id="64"/>
-    <w:bookmarkEnd w:id="65"/>
+    <w:bookmarkEnd w:id="66"/>
+    <w:bookmarkEnd w:id="67"/>
     <w:p>
       <w:pPr>
         <w:pStyle w:val="AfterWithoutNote"/>
@@ -3834,9 +3834,9 @@
         <w:t xml:space="preserve">: El índice académico es independiente del sexo del estudiante. Mujeres y varones presentan rendimientos equivalentes, sin diferencias significativas en proporciones de aprobados/desaprobados. Este hallazgo sugiere equidad de género en el desempeño académico en la Escuela de Economía, reflejando acceso equitativo a oportunidades educativas y ausencia de sesgos de género en la evaluación.</w:t>
       </w:r>
     </w:p>
-    <w:bookmarkEnd w:id="66"/>
-    <w:bookmarkEnd w:id="67"/>
-    <w:bookmarkStart w:id="77" w:name="discusión"/>
+    <w:bookmarkEnd w:id="68"/>
+    <w:bookmarkEnd w:id="69"/>
+    <w:bookmarkStart w:id="79" w:name="discusión"/>
     <w:p>
       <w:pPr>
         <w:pStyle w:val="Heading1"/>
@@ -3853,7 +3853,7 @@
         <w:t xml:space="preserve">Los resultados de esta investigación proporcionan evidencia empírica sobre factores que influyen en el rendimiento académico de estudiantes de series iniciales de Economía en la UNSCH. Los hallazgos principales se discuten a continuación, comparándolos con el marco teórico presentado y estudios previos, identificando limitaciones metodológicas e implicaciones prácticas.</w:t>
       </w:r>
     </w:p>
-    <w:bookmarkStart w:id="68" w:name="horas-de-estudio-y-rendimiento-académico"/>
+    <w:bookmarkStart w:id="70" w:name="horas-de-estudio-y-rendimiento-académico"/>
     <w:p>
       <w:pPr>
         <w:pStyle w:val="Heading2"/>
@@ -3886,8 +3886,8 @@
         <w:t xml:space="preserve">Una limitación importante es la medición de horas de estudio mediante autorreporte, susceptible a sesgos de deseabilidad social (sobreestimación) o falta de precisión. Estudios futuros deberían emplear diarios de estudio o monitoreo objetivo del tiempo para obtener mediciones más confiables.</w:t>
       </w:r>
     </w:p>
-    <w:bookmarkEnd w:id="68"/>
-    <w:bookmarkStart w:id="69" w:name="carga-académica-y-rendimiento"/>
+    <w:bookmarkEnd w:id="70"/>
+    <w:bookmarkStart w:id="71" w:name="carga-académica-y-rendimiento"/>
     <w:p>
       <w:pPr>
         <w:pStyle w:val="Heading2"/>
@@ -3920,8 +3920,8 @@
         <w:t xml:space="preserve">Sin embargo, la evidencia teórica y empírica sugiere que cargas académicas excesivas (&gt; 7 cursos o &gt; 24 créditos) sí perjudican el rendimiento debido a sobrecarga cognitiva y distribución deficiente del tiempo. La ausencia de estudiantes con cargas muy altas en esta muestra limita la evaluación de este extremo del espectro.</w:t>
       </w:r>
     </w:p>
-    <w:bookmarkEnd w:id="69"/>
-    <w:bookmarkStart w:id="70" w:name="uso-de-biblioteca-y-rendimiento"/>
+    <w:bookmarkEnd w:id="71"/>
+    <w:bookmarkStart w:id="72" w:name="uso-de-biblioteca-y-rendimiento"/>
     <w:p>
       <w:pPr>
         <w:pStyle w:val="Heading2"/>
@@ -3954,8 +3954,8 @@
         <w:t xml:space="preserve">Este resultado desafía políticas institucionales que asumen automáticamente que incrementar uso de biblioteca mejora el rendimiento. Más bien, sugiere que la efectividad depende de cómo se usa la biblioteca (estudio disciplinado vs. socialización), no de la mera asistencia.</w:t>
       </w:r>
     </w:p>
-    <w:bookmarkEnd w:id="70"/>
-    <w:bookmarkStart w:id="71" w:name="serie-académica-y-rendimiento"/>
+    <w:bookmarkEnd w:id="72"/>
+    <w:bookmarkStart w:id="73" w:name="serie-académica-y-rendimiento"/>
     <w:p>
       <w:pPr>
         <w:pStyle w:val="Heading2"/>
@@ -3988,8 +3988,8 @@
         <w:t xml:space="preserve">Una limitación es el diseño transversal, que no permite seguir longitudinalmente a la misma cohorte de estudiantes desde serie 100 hasta series superiores. Estudios longitudinales podrían descomponer el efecto de madurez académica del efecto de selección.</w:t>
       </w:r>
     </w:p>
-    <w:bookmarkEnd w:id="71"/>
-    <w:bookmarkStart w:id="72" w:name="uso-de-redes-sociales-y-rendimiento"/>
+    <w:bookmarkEnd w:id="73"/>
+    <w:bookmarkStart w:id="74" w:name="uso-de-redes-sociales-y-rendimiento"/>
     <w:p>
       <w:pPr>
         <w:pStyle w:val="Heading2"/>
@@ -4022,8 +4022,8 @@
         <w:t xml:space="preserve">Una limitación importante es la medición de uso de redes sociales mediante autorreporte, susceptible a subestimación debido a deseabilidad social. Además, no se distinguió entre uso recreativo y académico, ni se evaluó multitarea digital durante estudio.</w:t>
       </w:r>
     </w:p>
-    <w:bookmarkEnd w:id="72"/>
-    <w:bookmarkStart w:id="73" w:name="sexo-y-rendimiento"/>
+    <w:bookmarkEnd w:id="74"/>
+    <w:bookmarkStart w:id="75" w:name="sexo-y-rendimiento"/>
     <w:p>
       <w:pPr>
         <w:pStyle w:val="Heading2"/>
@@ -4048,8 +4048,8 @@
         <w:t xml:space="preserve">Este resultado sugiere equidad de género en el desempeño académico en la Escuela de Economía, reflejando acceso equitativo a oportunidades educativas y ausencia de sesgos de género en la evaluación. La literatura contemporánea reporta reducción progresiva de brechas de género en rendimiento académico en educación superior, atribuida a cambios en roles de género y políticas de equidad institucional.</w:t>
       </w:r>
     </w:p>
-    <w:bookmarkEnd w:id="73"/>
-    <w:bookmarkStart w:id="74" w:name="limitaciones-del-estudio"/>
+    <w:bookmarkEnd w:id="75"/>
+    <w:bookmarkStart w:id="76" w:name="limitaciones-del-estudio"/>
     <w:p>
       <w:pPr>
         <w:pStyle w:val="Heading2"/>
@@ -4156,8 +4156,8 @@
         <w:t xml:space="preserve">: Factores como capacidad cognitiva, motivación intrínseca, nivel socioeconómico, calidad docente y apoyo familiar no fueron medidos, pudiendo actuar como confundidores que alteran las relaciones observadas. Análisis multivariados (regresión múltiple) permitirían controlar estas variables.</w:t>
       </w:r>
     </w:p>
-    <w:bookmarkEnd w:id="74"/>
-    <w:bookmarkStart w:id="75" w:name="implicaciones-teóricas"/>
+    <w:bookmarkEnd w:id="76"/>
+    <w:bookmarkStart w:id="77" w:name="implicaciones-teóricas"/>
     <w:p>
       <w:pPr>
         <w:pStyle w:val="Heading2"/>
@@ -4182,8 +4182,8 @@
         <w:t xml:space="preserve">Estos hallazgos sugieren que el rendimiento académico es un fenómeno complejo determinado por múltiples factores interactuantes, donde variables individuales (estrategias de estudio, motivación) podrían ser más determinantes que variables estructurales (tiempo, lugar, tecnología).</w:t>
       </w:r>
     </w:p>
-    <w:bookmarkEnd w:id="75"/>
-    <w:bookmarkStart w:id="76" w:name="implicaciones-prácticas"/>
+    <w:bookmarkEnd w:id="77"/>
+    <w:bookmarkStart w:id="78" w:name="implicaciones-prácticas"/>
     <w:p>
       <w:pPr>
         <w:pStyle w:val="Heading2"/>
@@ -4216,9 +4216,9 @@
         <w:t xml:space="preserve">Para diseñadores de políticas educativas, los resultados sugieren que inversiones en infraestructura (bibliotecas) deben acompañarse de programas de alfabetización informacional que enseñen a aprovechar efectivamente estos recursos. Además, las diferencias entre series sugieren la importancia de identificar tempranamente estudiantes en riesgo en serie 100 para implementar intervenciones preventivas.</w:t>
       </w:r>
     </w:p>
-    <w:bookmarkEnd w:id="76"/>
-    <w:bookmarkEnd w:id="77"/>
-    <w:bookmarkStart w:id="78" w:name="conclusiones"/>
+    <w:bookmarkEnd w:id="78"/>
+    <w:bookmarkEnd w:id="79"/>
+    <w:bookmarkStart w:id="80" w:name="conclusiones"/>
     <w:p>
       <w:pPr>
         <w:pStyle w:val="Heading1"/>
@@ -4301,8 +4301,8 @@
         <w:t xml:space="preserve">El índice académico es independiente del sexo del estudiante (p = .426). Mujeres y varones presentan rendimientos equivalentes sin diferencias significativas en proporciones de aprobados/desaprobados. Este hallazgo sugiere equidad de género en el desempeño académico en la Escuela de Economía, reflejando acceso equitativo a oportunidades educativas y ausencia de sesgos de género en la evaluación académica.</w:t>
       </w:r>
     </w:p>
-    <w:bookmarkEnd w:id="78"/>
-    <w:bookmarkStart w:id="83" w:name="publicaciones-similares"/>
+    <w:bookmarkEnd w:id="80"/>
+    <w:bookmarkStart w:id="85" w:name="publicaciones-similares"/>
     <w:p>
       <w:pPr>
         <w:pStyle w:val="Heading1"/>
@@ -4327,11 +4327,11 @@
           <w:numId w:val="1005"/>
         </w:numPr>
       </w:pPr>
-      <w:hyperlink r:id="rId79"/>
+      <w:hyperlink r:id="rId81"/>
       <w:r>
         <w:t xml:space="preserve"> </w:t>
       </w:r>
-      <w:hyperlink r:id="rId80">
+      <w:hyperlink r:id="rId82">
         <w:r>
           <w:rPr>
             <w:rStyle w:val="Hyperlink"/>
@@ -4348,11 +4348,11 @@
           <w:numId w:val="1005"/>
         </w:numPr>
       </w:pPr>
-      <w:hyperlink r:id="rId81"/>
+      <w:hyperlink r:id="rId83"/>
       <w:r>
         <w:t xml:space="preserve"> </w:t>
       </w:r>
-      <w:hyperlink r:id="rId82">
+      <w:hyperlink r:id="rId84">
         <w:r>
           <w:rPr>
             <w:rStyle w:val="Hyperlink"/>
@@ -4369,7 +4369,7 @@
         <w:t xml:space="preserve">Esperamos que encuentres estas publicaciones igualmente interesantes y útiles. ¡Disfruta de la lectura!</w:t>
       </w:r>
     </w:p>
-    <w:bookmarkEnd w:id="83"/>
+    <w:bookmarkEnd w:id="85"/>
     <w:p>
       <w:pPr>
         <w:pStyle w:val="Heading1"/>
@@ -4379,12 +4379,12 @@
       </w:r>
     </w:p>
     <w:sectPr>
-      <w:headerReference r:id="rId9" w:type="even"/>
-      <w:headerReference r:id="rId11" w:type="default"/>
-      <w:footerReference r:id="rId14" w:type="even"/>
-      <w:footerReference r:id="rId13" w:type="default"/>
-      <w:headerReference r:id="rId10" w:type="first"/>
-      <w:footerReference r:id="rId12" w:type="first"/>
+      <w:headerReference r:id="rId8" w:type="even"/>
+      <w:headerReference r:id="rId9" w:type="default"/>
+      <w:footerReference r:id="rId10" w:type="even"/>
+      <w:footerReference r:id="rId11" w:type="default"/>
+      <w:headerReference r:id="rId12" w:type="first"/>
+      <w:footerReference r:id="rId13" w:type="first"/>
       <w:pgSz w:h="15840" w:w="12240"/>
       <w:pgMar w:bottom="1440" w:footer="720" w:gutter="0" w:header="720" w:left="1440" w:right="1440" w:top="1440"/>
       <w:cols w:space="720"/>
